--- a/report_assets/KHCN templates/Phương án sử dụng vốn/2268.01B PASDV vay phuc vu doi song co TSBD.docx
+++ b/report_assets/KHCN templates/Phương án sử dụng vốn/2268.01B PASDV vay phuc vu doi song co TSBD.docx
@@ -135,7 +135,7 @@
           </mc:Choice>
           <mc:Fallback>
             <w:pict>
-              <v:line w14:anchorId="309D7D64" id="Straight Connector 28" o:spid="_x0000_s1026" style="position:absolute;z-index:251663360;visibility:visible;mso-wrap-style:square;mso-width-percent:0;mso-height-percent:0;mso-wrap-distance-left:9pt;mso-wrap-distance-top:0;mso-wrap-distance-right:9pt;mso-wrap-distance-bottom:0;mso-position-horizontal:center;mso-position-horizontal-relative:margin;mso-position-vertical:absolute;mso-position-vertical-relative:text;mso-width-percent:0;mso-height-percent:0;mso-width-relative:page;mso-height-relative:page" from="0,2.2pt" to="155.9pt,2.2pt" o:gfxdata="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">
+              <v:line w14:anchorId="3FC2F0F5" id="Straight Connector 28" o:spid="_x0000_s1026" style="position:absolute;z-index:251663360;visibility:visible;mso-wrap-style:square;mso-width-percent:0;mso-height-percent:0;mso-wrap-distance-left:9pt;mso-wrap-distance-top:0;mso-wrap-distance-right:9pt;mso-wrap-distance-bottom:0;mso-position-horizontal:center;mso-position-horizontal-relative:margin;mso-position-vertical:absolute;mso-position-vertical-relative:text;mso-width-percent:0;mso-height-percent:0;mso-width-relative:page;mso-height-relative:page" from="0,2.2pt" to="155.9pt,2.2pt" o:gfxdata="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">
                 <w10:wrap anchorx="margin"/>
               </v:line>
             </w:pict>
@@ -986,16 +986,7 @@
           <w:szCs w:val="28"/>
           <w:lang w:val="pt-BR"/>
         </w:rPr>
-        <w:t>Vốn bằng tiền: [</w:t>
-      </w:r>
-      <w:r>
-        <w:rPr>
-          <w:rFonts w:ascii="Times New Roman" w:eastAsia="Times New Roman" w:hAnsi="Times New Roman" w:cs="Times New Roman"/>
-          <w:sz w:val="26"/>
-          <w:szCs w:val="28"/>
-          <w:lang w:val="pt-BR"/>
-        </w:rPr>
-        <w:t>HĐTD.Tr.đó: Vốn bằng tiền] đồng</w:t>
+        <w:t>Vốn bằng tiền: [HĐTD.Tr.đó: Vốn bằng tiền] đồng</w:t>
       </w:r>
     </w:p>
     <w:p>
@@ -1026,16 +1017,7 @@
           <w:szCs w:val="28"/>
           <w:lang w:val="pt-BR"/>
         </w:rPr>
-        <w:t>Vốn vay TCTD khác</w:t>
-      </w:r>
-      <w:r>
-        <w:rPr>
-          <w:rFonts w:ascii="Times New Roman" w:eastAsia="Times New Roman" w:hAnsi="Times New Roman" w:cs="Times New Roman"/>
-          <w:sz w:val="26"/>
-          <w:szCs w:val="28"/>
-          <w:lang w:val="pt-BR"/>
-        </w:rPr>
-        <w:t>: [HĐTD.Vốn vay TCTD khác] đồng</w:t>
+        <w:t>Vốn vay TCTD khác: [HĐTD.Vốn vay TCTD khác] đồng</w:t>
       </w:r>
     </w:p>
     <w:p>
@@ -1101,26 +1083,7 @@
           <w:szCs w:val="26"/>
           <w:lang w:val="pt-BR"/>
         </w:rPr>
-        <w:t xml:space="preserve">[Tên chi nhánh/PGD] số tiền: </w:t>
-      </w:r>
-      <w:r>
-        <w:rPr>
-          <w:rFonts w:ascii="Times New Roman" w:eastAsia="Times New Roman" w:hAnsi="Times New Roman" w:cs="Times New Roman"/>
-          <w:b/>
-          <w:sz w:val="26"/>
-          <w:szCs w:val="26"/>
-          <w:lang w:val="pt-BR"/>
-        </w:rPr>
-        <w:t>[HĐTD.Số tiền vay]</w:t>
-      </w:r>
-      <w:r>
-        <w:rPr>
-          <w:rFonts w:ascii="Times New Roman" w:eastAsia="Times New Roman" w:hAnsi="Times New Roman" w:cs="Times New Roman"/>
-          <w:sz w:val="26"/>
-          <w:szCs w:val="26"/>
-          <w:lang w:val="pt-BR"/>
-        </w:rPr>
-        <w:t xml:space="preserve"> đồng (Bằng chữ: [HĐTD.Bằng chữ])</w:t>
+        <w:t>[Tên chi nhánh/PGD] số tiền: [HĐTD.Số tiền vay] đồng (Bằng chữ: [HĐTD.Bằng chữ])</w:t>
       </w:r>
     </w:p>
     <w:p>
@@ -1369,56 +1332,341 @@
     </w:p>
     <w:p>
       <w:pPr>
-        <w:pStyle w:val="ListParagraph"/>
+        <w:shd w:val="clear" w:color="auto" w:fill="FFFFFF" w:themeFill="background1"/>
+        <w:tabs>
+          <w:tab w:val="left" w:leader="dot" w:pos="8222"/>
+        </w:tabs>
         <w:spacing w:after="0" w:line="276" w:lineRule="auto"/>
-        <w:ind w:left="0" w:firstLine="567"/>
-        <w:contextualSpacing w:val="0"/>
-        <w:jc w:val="both"/>
-        <w:rPr>
-          <w:rFonts w:ascii="Times New Roman" w:eastAsia="Times New Roman" w:hAnsi="Times New Roman" w:cs="Times New Roman"/>
-          <w:b/>
-          <w:bCs/>
-          <w:color w:val="EE0000"/>
-          <w:sz w:val="26"/>
-          <w:szCs w:val="28"/>
-          <w:lang w:val="de-DE"/>
-        </w:rPr>
-      </w:pPr>
-      <w:r>
-        <w:rPr>
-          <w:rFonts w:ascii="Times New Roman" w:eastAsia="Times New Roman" w:hAnsi="Times New Roman" w:cs="Times New Roman"/>
-          <w:b/>
-          <w:bCs/>
-          <w:color w:val="EE0000"/>
-          <w:sz w:val="26"/>
-          <w:szCs w:val="28"/>
-          <w:lang w:val="de-DE"/>
-        </w:rPr>
-        <w:t>***</w:t>
-      </w:r>
-      <w:r>
-        <w:rPr>
-          <w:rFonts w:ascii="Times New Roman" w:eastAsia="Times New Roman" w:hAnsi="Times New Roman" w:cs="Times New Roman"/>
-          <w:b/>
-          <w:bCs/>
-          <w:color w:val="EE0000"/>
-          <w:sz w:val="26"/>
-          <w:szCs w:val="28"/>
-          <w:lang w:val="de-DE"/>
-        </w:rPr>
-        <w:t>Add phương án vào đây</w:t>
-      </w:r>
-      <w:r>
-        <w:rPr>
-          <w:rFonts w:ascii="Times New Roman" w:eastAsia="Times New Roman" w:hAnsi="Times New Roman" w:cs="Times New Roman"/>
-          <w:b/>
-          <w:bCs/>
-          <w:color w:val="EE0000"/>
-          <w:sz w:val="26"/>
-          <w:szCs w:val="28"/>
-          <w:lang w:val="de-DE"/>
-        </w:rPr>
-        <w:t>***</w:t>
+        <w:ind w:firstLine="567"/>
+        <w:jc w:val="both"/>
+        <w:rPr>
+          <w:rFonts w:ascii="Times New Roman" w:eastAsia="Times New Roman" w:hAnsi="Times New Roman" w:cs="Times New Roman"/>
+          <w:sz w:val="26"/>
+          <w:szCs w:val="28"/>
+          <w:lang w:val="pt-BR"/>
+        </w:rPr>
+      </w:pPr>
+      <w:r>
+        <w:rPr>
+          <w:rFonts w:ascii="Times New Roman" w:eastAsia="Times New Roman" w:hAnsi="Times New Roman" w:cs="Times New Roman"/>
+          <w:sz w:val="26"/>
+          <w:szCs w:val="28"/>
+          <w:lang w:val="pt-BR"/>
+        </w:rPr>
+        <w:t>a) Thu nhập để trả nợ: Từ lương và phụ cấp của [PA.Mô tả người trả nợ]. [PA.Câu thu nhập];</w:t>
+      </w:r>
+    </w:p>
+    <w:p>
+      <w:pPr>
+        <w:shd w:val="clear" w:color="auto" w:fill="FFFFFF" w:themeFill="background1"/>
+        <w:tabs>
+          <w:tab w:val="left" w:leader="dot" w:pos="8222"/>
+        </w:tabs>
+        <w:spacing w:after="0" w:line="276" w:lineRule="auto"/>
+        <w:ind w:firstLine="567"/>
+        <w:jc w:val="both"/>
+        <w:rPr>
+          <w:rFonts w:ascii="Times New Roman" w:eastAsia="Times New Roman" w:hAnsi="Times New Roman" w:cs="Times New Roman"/>
+          <w:sz w:val="26"/>
+          <w:szCs w:val="28"/>
+          <w:lang w:val="pt-BR"/>
+        </w:rPr>
+      </w:pPr>
+      <w:r>
+        <w:rPr>
+          <w:rFonts w:ascii="Times New Roman" w:eastAsia="Times New Roman" w:hAnsi="Times New Roman" w:cs="Times New Roman"/>
+          <w:sz w:val="26"/>
+          <w:szCs w:val="28"/>
+          <w:lang w:val="pt-BR"/>
+        </w:rPr>
+        <w:t>Tổng lương và phụ cấp bình quân trong [PA.Kỳ text]: [PA.Tổng thu nhập kỳ] đồng</w:t>
+      </w:r>
+    </w:p>
+    <w:p>
+      <w:pPr>
+        <w:shd w:val="clear" w:color="auto" w:fill="FFFFFF" w:themeFill="background1"/>
+        <w:tabs>
+          <w:tab w:val="left" w:leader="dot" w:pos="8222"/>
+        </w:tabs>
+        <w:spacing w:after="0" w:line="276" w:lineRule="auto"/>
+        <w:ind w:firstLine="567"/>
+        <w:jc w:val="both"/>
+        <w:rPr>
+          <w:rFonts w:ascii="Times New Roman" w:eastAsia="Times New Roman" w:hAnsi="Times New Roman" w:cs="Times New Roman"/>
+          <w:sz w:val="26"/>
+          <w:szCs w:val="28"/>
+          <w:lang w:val="pt-BR"/>
+        </w:rPr>
+      </w:pPr>
+      <w:r>
+        <w:rPr>
+          <w:rFonts w:ascii="Times New Roman" w:eastAsia="Times New Roman" w:hAnsi="Times New Roman" w:cs="Times New Roman"/>
+          <w:sz w:val="26"/>
+          <w:szCs w:val="28"/>
+          <w:lang w:val="pt-BR"/>
+        </w:rPr>
+        <w:t>b) Tổng chi phí bình quân trong [PA.Kỳ text]: [PA.Tổng chi phí kỳ] đồng, trong đó:</w:t>
+      </w:r>
+    </w:p>
+    <w:p>
+      <w:pPr>
+        <w:shd w:val="clear" w:color="auto" w:fill="FFFFFF" w:themeFill="background1"/>
+        <w:tabs>
+          <w:tab w:val="left" w:leader="dot" w:pos="8222"/>
+        </w:tabs>
+        <w:spacing w:after="0" w:line="276" w:lineRule="auto"/>
+        <w:ind w:firstLine="567"/>
+        <w:jc w:val="both"/>
+        <w:rPr>
+          <w:rFonts w:ascii="Times New Roman" w:eastAsia="Times New Roman" w:hAnsi="Times New Roman" w:cs="Times New Roman"/>
+          <w:sz w:val="26"/>
+          <w:szCs w:val="28"/>
+          <w:lang w:val="pt-BR"/>
+        </w:rPr>
+      </w:pPr>
+      <w:r>
+        <w:rPr>
+          <w:rFonts w:ascii="Times New Roman" w:eastAsia="Times New Roman" w:hAnsi="Times New Roman" w:cs="Times New Roman"/>
+          <w:sz w:val="26"/>
+          <w:szCs w:val="28"/>
+          <w:lang w:val="pt-BR"/>
+        </w:rPr>
+        <w:t>- Chi phí sinh hoạt bình quân trong [PA.Kỳ text]: [PA.Chi phí sinh hoạt kỳ] đồng;</w:t>
+      </w:r>
+    </w:p>
+    <w:p>
+      <w:pPr>
+        <w:shd w:val="clear" w:color="auto" w:fill="FFFFFF" w:themeFill="background1"/>
+        <w:tabs>
+          <w:tab w:val="left" w:leader="dot" w:pos="8222"/>
+        </w:tabs>
+        <w:spacing w:after="0" w:line="276" w:lineRule="auto"/>
+        <w:ind w:firstLine="567"/>
+        <w:jc w:val="both"/>
+        <w:rPr>
+          <w:rFonts w:ascii="Times New Roman" w:eastAsia="Times New Roman" w:hAnsi="Times New Roman" w:cs="Times New Roman"/>
+          <w:sz w:val="26"/>
+          <w:szCs w:val="28"/>
+          <w:lang w:val="pt-BR"/>
+        </w:rPr>
+      </w:pPr>
+      <w:r>
+        <w:rPr>
+          <w:rFonts w:ascii="Times New Roman" w:eastAsia="Times New Roman" w:hAnsi="Times New Roman" w:cs="Times New Roman"/>
+          <w:sz w:val="26"/>
+          <w:szCs w:val="28"/>
+          <w:lang w:val="pt-BR"/>
+        </w:rPr>
+        <w:t>- Chi phí lãi vay (lãi suất bình quân là [PA.Lãi suất vay khác]/năm): [PA.Chi phí lãi vay kỳ] đồng;</w:t>
+      </w:r>
+    </w:p>
+    <w:p>
+      <w:pPr>
+        <w:shd w:val="clear" w:color="auto" w:fill="FFFFFF" w:themeFill="background1"/>
+        <w:tabs>
+          <w:tab w:val="left" w:leader="dot" w:pos="8222"/>
+        </w:tabs>
+        <w:spacing w:after="0" w:line="276" w:lineRule="auto"/>
+        <w:ind w:firstLine="567"/>
+        <w:jc w:val="both"/>
+        <w:rPr>
+          <w:rFonts w:ascii="Times New Roman" w:eastAsia="Times New Roman" w:hAnsi="Times New Roman" w:cs="Times New Roman"/>
+          <w:sz w:val="26"/>
+          <w:szCs w:val="28"/>
+          <w:lang w:val="pt-BR"/>
+        </w:rPr>
+      </w:pPr>
+      <w:r>
+        <w:rPr>
+          <w:rFonts w:ascii="Times New Roman" w:eastAsia="Times New Roman" w:hAnsi="Times New Roman" w:cs="Times New Roman"/>
+          <w:sz w:val="26"/>
+          <w:szCs w:val="28"/>
+          <w:lang w:val="pt-BR"/>
+        </w:rPr>
+        <w:t>- Chi phí khác (các khoản vay khác;...): [PA.Chi phí khác kỳ] đồng.</w:t>
+      </w:r>
+    </w:p>
+    <w:p>
+      <w:pPr>
+        <w:shd w:val="clear" w:color="auto" w:fill="FFFFFF" w:themeFill="background1"/>
+        <w:tabs>
+          <w:tab w:val="left" w:leader="dot" w:pos="8222"/>
+        </w:tabs>
+        <w:spacing w:after="0" w:line="276" w:lineRule="auto"/>
+        <w:ind w:firstLine="567"/>
+        <w:jc w:val="both"/>
+        <w:rPr>
+          <w:rFonts w:ascii="Times New Roman" w:eastAsia="Times New Roman" w:hAnsi="Times New Roman" w:cs="Times New Roman"/>
+          <w:sz w:val="26"/>
+          <w:szCs w:val="28"/>
+          <w:lang w:val="pt-BR"/>
+        </w:rPr>
+      </w:pPr>
+      <w:r>
+        <w:rPr>
+          <w:rFonts w:ascii="Times New Roman" w:eastAsia="Times New Roman" w:hAnsi="Times New Roman" w:cs="Times New Roman"/>
+          <w:sz w:val="26"/>
+          <w:szCs w:val="28"/>
+          <w:lang w:val="pt-BR"/>
+        </w:rPr>
+        <w:t>c) Thu nhập bình quân còn lại để trả gốc:</w:t>
+      </w:r>
+    </w:p>
+    <w:p>
+      <w:pPr>
+        <w:shd w:val="clear" w:color="auto" w:fill="FFFFFF" w:themeFill="background1"/>
+        <w:tabs>
+          <w:tab w:val="left" w:leader="dot" w:pos="8222"/>
+        </w:tabs>
+        <w:spacing w:after="0" w:line="276" w:lineRule="auto"/>
+        <w:ind w:firstLine="567"/>
+        <w:jc w:val="both"/>
+        <w:rPr>
+          <w:rFonts w:ascii="Times New Roman" w:eastAsia="Times New Roman" w:hAnsi="Times New Roman" w:cs="Times New Roman"/>
+          <w:sz w:val="26"/>
+          <w:szCs w:val="28"/>
+          <w:lang w:val="pt-BR"/>
+        </w:rPr>
+      </w:pPr>
+      <w:r>
+        <w:rPr>
+          <w:rFonts w:ascii="Times New Roman" w:eastAsia="Times New Roman" w:hAnsi="Times New Roman" w:cs="Times New Roman"/>
+          <w:sz w:val="26"/>
+          <w:szCs w:val="28"/>
+          <w:lang w:val="pt-BR"/>
+        </w:rPr>
+        <w:lastRenderedPageBreak/>
+        <w:t>[PA.Tổng thu nhập kỳ] đồng - [PA.Tổng chi phí kỳ] đồng = [PA.Dư trả gốc] đồng.</w:t>
+      </w:r>
+    </w:p>
+    <w:p>
+      <w:pPr>
+        <w:shd w:val="clear" w:color="auto" w:fill="FFFFFF" w:themeFill="background1"/>
+        <w:tabs>
+          <w:tab w:val="left" w:leader="dot" w:pos="8222"/>
+        </w:tabs>
+        <w:spacing w:after="0" w:line="276" w:lineRule="auto"/>
+        <w:ind w:firstLine="567"/>
+        <w:jc w:val="both"/>
+        <w:rPr>
+          <w:rFonts w:ascii="Times New Roman" w:eastAsia="Times New Roman" w:hAnsi="Times New Roman" w:cs="Times New Roman"/>
+          <w:sz w:val="26"/>
+          <w:szCs w:val="28"/>
+          <w:lang w:val="pt-BR"/>
+        </w:rPr>
+      </w:pPr>
+      <w:r>
+        <w:rPr>
+          <w:rFonts w:ascii="Times New Roman" w:eastAsia="Times New Roman" w:hAnsi="Times New Roman" w:cs="Times New Roman"/>
+          <w:sz w:val="26"/>
+          <w:szCs w:val="28"/>
+          <w:lang w:val="pt-BR"/>
+        </w:rPr>
+        <w:t>d) Định kỳ trả nợ:</w:t>
+      </w:r>
+    </w:p>
+    <w:p>
+      <w:pPr>
+        <w:shd w:val="clear" w:color="auto" w:fill="FFFFFF" w:themeFill="background1"/>
+        <w:tabs>
+          <w:tab w:val="left" w:leader="dot" w:pos="8222"/>
+        </w:tabs>
+        <w:spacing w:after="0" w:line="276" w:lineRule="auto"/>
+        <w:ind w:firstLine="567"/>
+        <w:jc w:val="both"/>
+        <w:rPr>
+          <w:rFonts w:ascii="Times New Roman" w:eastAsia="Times New Roman" w:hAnsi="Times New Roman" w:cs="Times New Roman"/>
+          <w:sz w:val="26"/>
+          <w:szCs w:val="28"/>
+          <w:lang w:val="pt-BR"/>
+        </w:rPr>
+      </w:pPr>
+      <w:r>
+        <w:rPr>
+          <w:rFonts w:ascii="Times New Roman" w:eastAsia="Times New Roman" w:hAnsi="Times New Roman" w:cs="Times New Roman"/>
+          <w:sz w:val="26"/>
+          <w:szCs w:val="28"/>
+          <w:lang w:val="pt-BR"/>
+        </w:rPr>
+        <w:t>- Trả lãi vay: hàng tháng;</w:t>
+      </w:r>
+    </w:p>
+    <w:p>
+      <w:pPr>
+        <w:shd w:val="clear" w:color="auto" w:fill="FFFFFF" w:themeFill="background1"/>
+        <w:tabs>
+          <w:tab w:val="left" w:leader="dot" w:pos="8222"/>
+        </w:tabs>
+        <w:spacing w:after="0" w:line="276" w:lineRule="auto"/>
+        <w:ind w:firstLine="567"/>
+        <w:jc w:val="both"/>
+        <w:rPr>
+          <w:rFonts w:ascii="Times New Roman" w:eastAsia="Times New Roman" w:hAnsi="Times New Roman" w:cs="Times New Roman"/>
+          <w:sz w:val="26"/>
+          <w:szCs w:val="28"/>
+          <w:lang w:val="pt-BR"/>
+        </w:rPr>
+      </w:pPr>
+      <w:r>
+        <w:rPr>
+          <w:rFonts w:ascii="Times New Roman" w:eastAsia="Times New Roman" w:hAnsi="Times New Roman" w:cs="Times New Roman"/>
+          <w:sz w:val="26"/>
+          <w:szCs w:val="28"/>
+          <w:lang w:val="pt-BR"/>
+        </w:rPr>
+        <w:t>- Trả gốc: Khách hàng cam kết sử dụng nguồn thu nhập từ lương và phụ cấp của [PA.Mô tả người trả nợ] để trả nợ gốc cho khoản vay tại Agribank Lâm Đồng PGD Hòa Bình trong vòng [PA.Thời hạn vay text], trả gốc [PA.Kỳ hạn trả gốc text], mỗi kỳ trả [PA.Số tiền trả gốc mỗi kỳ] đồng. Thu nhập còn lại khách hàng sử dụng để trang trải các chi phí phát sinh khác.</w:t>
+      </w:r>
+    </w:p>
+    <w:p>
+      <w:pPr>
+        <w:shd w:val="clear" w:color="auto" w:fill="FFFFFF" w:themeFill="background1"/>
+        <w:tabs>
+          <w:tab w:val="left" w:leader="dot" w:pos="8222"/>
+        </w:tabs>
+        <w:spacing w:after="0" w:line="276" w:lineRule="auto"/>
+        <w:ind w:firstLine="567"/>
+        <w:jc w:val="both"/>
+        <w:rPr>
+          <w:rFonts w:ascii="Times New Roman" w:eastAsia="Times New Roman" w:hAnsi="Times New Roman" w:cs="Times New Roman"/>
+          <w:sz w:val="26"/>
+          <w:szCs w:val="28"/>
+          <w:lang w:val="pt-BR"/>
+        </w:rPr>
+      </w:pPr>
+      <w:r>
+        <w:rPr>
+          <w:rFonts w:ascii="Times New Roman" w:eastAsia="Times New Roman" w:hAnsi="Times New Roman" w:cs="Times New Roman"/>
+          <w:sz w:val="26"/>
+          <w:szCs w:val="28"/>
+          <w:lang w:val="pt-BR"/>
+        </w:rPr>
+        <w:t>e) Thu nhập còn lại sau khi trả nợ:</w:t>
+      </w:r>
+    </w:p>
+    <w:p>
+      <w:pPr>
+        <w:shd w:val="clear" w:color="auto" w:fill="FFFFFF" w:themeFill="background1"/>
+        <w:tabs>
+          <w:tab w:val="left" w:leader="dot" w:pos="8222"/>
+        </w:tabs>
+        <w:spacing w:after="0" w:line="276" w:lineRule="auto"/>
+        <w:ind w:firstLine="567"/>
+        <w:jc w:val="both"/>
+        <w:rPr>
+          <w:rFonts w:ascii="Times New Roman" w:eastAsia="Times New Roman" w:hAnsi="Times New Roman" w:cs="Times New Roman"/>
+          <w:sz w:val="26"/>
+          <w:szCs w:val="28"/>
+          <w:lang w:val="pt-BR"/>
+        </w:rPr>
+      </w:pPr>
+      <w:r>
+        <w:rPr>
+          <w:rFonts w:ascii="Times New Roman" w:eastAsia="Times New Roman" w:hAnsi="Times New Roman" w:cs="Times New Roman"/>
+          <w:sz w:val="26"/>
+          <w:szCs w:val="28"/>
+          <w:lang w:val="pt-BR"/>
+        </w:rPr>
+        <w:t>[PA.Dư trả gốc] đồng – [PA.Số tiền trả gốc mỗi kỳ] đồng = [PA.Thu nhập còn lại] đồng.</w:t>
       </w:r>
     </w:p>
     <w:p>
@@ -1446,253 +1694,6 @@
           <w:lang w:val="pt-BR"/>
         </w:rPr>
         <w:t>6. Nguồn trả nợ:</w:t>
-      </w:r>
-    </w:p>
-    <w:p>
-      <w:pPr>
-        <w:spacing w:before="120" w:after="120" w:line="276" w:lineRule="auto"/>
-        <w:jc w:val="both"/>
-        <w:rPr>
-          <w:rFonts w:ascii="Times New Roman" w:hAnsi="Times New Roman" w:cs="Times New Roman"/>
-          <w:sz w:val="26"/>
-          <w:szCs w:val="26"/>
-        </w:rPr>
-      </w:pPr>
-      <w:r>
-        <w:rPr>
-          <w:rFonts w:ascii="Times New Roman" w:hAnsi="Times New Roman" w:cs="Times New Roman"/>
-          <w:sz w:val="26"/>
-          <w:szCs w:val="26"/>
-        </w:rPr>
-        <w:t xml:space="preserve">a) Thu nhập để trả nợ: Từ lương và phụ cấp của [PA.Mô tả người trả nợ]. [PA.Câu thu nhập];</w:t>
-      </w:r>
-    </w:p>
-    <w:p>
-      <w:pPr>
-        <w:spacing w:before="120" w:after="120" w:line="276" w:lineRule="auto"/>
-        <w:jc w:val="both"/>
-        <w:rPr>
-          <w:rFonts w:ascii="Times New Roman" w:hAnsi="Times New Roman" w:cs="Times New Roman"/>
-          <w:sz w:val="26"/>
-          <w:szCs w:val="26"/>
-        </w:rPr>
-      </w:pPr>
-      <w:r>
-        <w:rPr>
-          <w:rFonts w:ascii="Times New Roman" w:hAnsi="Times New Roman" w:cs="Times New Roman"/>
-          <w:sz w:val="26"/>
-          <w:szCs w:val="26"/>
-        </w:rPr>
-        <w:t xml:space="preserve">Tổng lương và phụ cấp bình quân trong [PA.Kỳ text]: [PA.Tổng thu nhập kỳ] đồng</w:t>
-      </w:r>
-    </w:p>
-    <w:p>
-      <w:pPr>
-        <w:spacing w:before="120" w:after="120" w:line="276" w:lineRule="auto"/>
-        <w:jc w:val="both"/>
-        <w:rPr>
-          <w:rFonts w:ascii="Times New Roman" w:hAnsi="Times New Roman" w:cs="Times New Roman"/>
-          <w:sz w:val="26"/>
-          <w:szCs w:val="26"/>
-        </w:rPr>
-      </w:pPr>
-      <w:r>
-        <w:rPr>
-          <w:rFonts w:ascii="Times New Roman" w:hAnsi="Times New Roman" w:cs="Times New Roman"/>
-          <w:sz w:val="26"/>
-          <w:szCs w:val="26"/>
-        </w:rPr>
-        <w:t xml:space="preserve">b) Tổng chi phí bình quân trong [PA.Kỳ text]: [PA.Tổng chi phí kỳ] đồng, trong đó:</w:t>
-      </w:r>
-    </w:p>
-    <w:p>
-      <w:pPr>
-        <w:spacing w:before="120" w:after="120" w:line="276" w:lineRule="auto"/>
-        <w:jc w:val="both"/>
-        <w:rPr>
-          <w:rFonts w:ascii="Times New Roman" w:hAnsi="Times New Roman" w:cs="Times New Roman"/>
-          <w:sz w:val="26"/>
-          <w:szCs w:val="26"/>
-        </w:rPr>
-      </w:pPr>
-      <w:r>
-        <w:rPr>
-          <w:rFonts w:ascii="Times New Roman" w:hAnsi="Times New Roman" w:cs="Times New Roman"/>
-          <w:sz w:val="26"/>
-          <w:szCs w:val="26"/>
-        </w:rPr>
-        <w:t xml:space="preserve">- Chi phí sinh hoạt bình quân trong [PA.Kỳ text]: [PA.Chi phí sinh hoạt kỳ] đồng;</w:t>
-      </w:r>
-    </w:p>
-    <w:p>
-      <w:pPr>
-        <w:spacing w:before="120" w:after="120" w:line="276" w:lineRule="auto"/>
-        <w:jc w:val="both"/>
-        <w:rPr>
-          <w:rFonts w:ascii="Times New Roman" w:hAnsi="Times New Roman" w:cs="Times New Roman"/>
-          <w:sz w:val="26"/>
-          <w:szCs w:val="26"/>
-        </w:rPr>
-      </w:pPr>
-      <w:r>
-        <w:rPr>
-          <w:rFonts w:ascii="Times New Roman" w:hAnsi="Times New Roman" w:cs="Times New Roman"/>
-          <w:sz w:val="26"/>
-          <w:szCs w:val="26"/>
-        </w:rPr>
-        <w:t xml:space="preserve">- Chi phí lãi vay (lãi suất bình quân là [PA.Lãi suất vay khác]/năm): [PA.Chi phí lãi vay kỳ] đồng;</w:t>
-      </w:r>
-    </w:p>
-    <w:p>
-      <w:pPr>
-        <w:spacing w:before="120" w:after="120" w:line="276" w:lineRule="auto"/>
-        <w:jc w:val="both"/>
-        <w:rPr>
-          <w:rFonts w:ascii="Times New Roman" w:hAnsi="Times New Roman" w:cs="Times New Roman"/>
-          <w:sz w:val="26"/>
-          <w:szCs w:val="26"/>
-        </w:rPr>
-      </w:pPr>
-      <w:r>
-        <w:rPr>
-          <w:rFonts w:ascii="Times New Roman" w:hAnsi="Times New Roman" w:cs="Times New Roman"/>
-          <w:sz w:val="26"/>
-          <w:szCs w:val="26"/>
-        </w:rPr>
-        <w:t xml:space="preserve">- Chi phí khác (các khoản vay khác;...): [PA.Chi phí khác kỳ] đồng.</w:t>
-      </w:r>
-    </w:p>
-    <w:p>
-      <w:pPr>
-        <w:spacing w:before="120" w:after="120" w:line="276" w:lineRule="auto"/>
-        <w:jc w:val="both"/>
-        <w:rPr>
-          <w:rFonts w:ascii="Times New Roman" w:hAnsi="Times New Roman" w:cs="Times New Roman"/>
-          <w:sz w:val="26"/>
-          <w:szCs w:val="26"/>
-        </w:rPr>
-      </w:pPr>
-      <w:r>
-        <w:rPr>
-          <w:rFonts w:ascii="Times New Roman" w:hAnsi="Times New Roman" w:cs="Times New Roman"/>
-          <w:sz w:val="26"/>
-          <w:szCs w:val="26"/>
-        </w:rPr>
-        <w:t xml:space="preserve">c) Thu nhập bình quân còn lại để trả gốc:</w:t>
-      </w:r>
-    </w:p>
-    <w:p>
-      <w:pPr>
-        <w:spacing w:before="120" w:after="120" w:line="276" w:lineRule="auto"/>
-        <w:jc w:val="both"/>
-        <w:rPr>
-          <w:rFonts w:ascii="Times New Roman" w:hAnsi="Times New Roman" w:cs="Times New Roman"/>
-          <w:sz w:val="26"/>
-          <w:szCs w:val="26"/>
-        </w:rPr>
-      </w:pPr>
-      <w:r>
-        <w:rPr>
-          <w:rFonts w:ascii="Times New Roman" w:hAnsi="Times New Roman" w:cs="Times New Roman"/>
-          <w:sz w:val="26"/>
-          <w:szCs w:val="26"/>
-        </w:rPr>
-        <w:t xml:space="preserve">[PA.Tổng thu nhập kỳ] đồng - [PA.Tổng chi phí kỳ] đồng = [PA.Dư trả gốc] đồng.</w:t>
-      </w:r>
-    </w:p>
-    <w:p>
-      <w:pPr>
-        <w:spacing w:before="120" w:after="120" w:line="276" w:lineRule="auto"/>
-        <w:jc w:val="both"/>
-        <w:rPr>
-          <w:rFonts w:ascii="Times New Roman" w:hAnsi="Times New Roman" w:cs="Times New Roman"/>
-          <w:sz w:val="26"/>
-          <w:szCs w:val="26"/>
-        </w:rPr>
-      </w:pPr>
-      <w:r>
-        <w:rPr>
-          <w:rFonts w:ascii="Times New Roman" w:hAnsi="Times New Roman" w:cs="Times New Roman"/>
-          <w:sz w:val="26"/>
-          <w:szCs w:val="26"/>
-        </w:rPr>
-        <w:t xml:space="preserve">d) Định kỳ trả nợ:</w:t>
-      </w:r>
-    </w:p>
-    <w:p>
-      <w:pPr>
-        <w:spacing w:before="120" w:after="120" w:line="276" w:lineRule="auto"/>
-        <w:jc w:val="both"/>
-        <w:rPr>
-          <w:rFonts w:ascii="Times New Roman" w:hAnsi="Times New Roman" w:cs="Times New Roman"/>
-          <w:sz w:val="26"/>
-          <w:szCs w:val="26"/>
-        </w:rPr>
-      </w:pPr>
-      <w:r>
-        <w:rPr>
-          <w:rFonts w:ascii="Times New Roman" w:hAnsi="Times New Roman" w:cs="Times New Roman"/>
-          <w:sz w:val="26"/>
-          <w:szCs w:val="26"/>
-        </w:rPr>
-        <w:t xml:space="preserve">- Trả lãi vay: hàng tháng;</w:t>
-      </w:r>
-    </w:p>
-    <w:p>
-      <w:pPr>
-        <w:spacing w:before="120" w:after="120" w:line="276" w:lineRule="auto"/>
-        <w:jc w:val="both"/>
-        <w:rPr>
-          <w:rFonts w:ascii="Times New Roman" w:hAnsi="Times New Roman" w:cs="Times New Roman"/>
-          <w:sz w:val="26"/>
-          <w:szCs w:val="26"/>
-        </w:rPr>
-      </w:pPr>
-      <w:r>
-        <w:rPr>
-          <w:rFonts w:ascii="Times New Roman" w:hAnsi="Times New Roman" w:cs="Times New Roman"/>
-          <w:sz w:val="26"/>
-          <w:szCs w:val="26"/>
-        </w:rPr>
-        <w:t xml:space="preserve">- Trả gốc: Khách hàng cam kết sử dụng nguồn thu nhập từ lương và phụ cấp của [PA.Mô tả người trả nợ] để trả nợ gốc cho khoản vay tại Agribank Lâm Đồng PGD Hòa Bình trong vòng [PA.Thời hạn vay text], trả gốc [PA.Kỳ hạn trả gốc text], mỗi kỳ trả [PA.Số tiền trả gốc mỗi kỳ] đồng. Thu nhập còn lại khách hàng sử dụng để trang trải các chi phí phát sinh khác.</w:t>
-      </w:r>
-    </w:p>
-    <w:p>
-      <w:pPr>
-        <w:spacing w:before="120" w:after="120" w:line="276" w:lineRule="auto"/>
-        <w:jc w:val="both"/>
-        <w:rPr>
-          <w:rFonts w:ascii="Times New Roman" w:hAnsi="Times New Roman" w:cs="Times New Roman"/>
-          <w:sz w:val="26"/>
-          <w:szCs w:val="26"/>
-        </w:rPr>
-      </w:pPr>
-      <w:r>
-        <w:rPr>
-          <w:rFonts w:ascii="Times New Roman" w:hAnsi="Times New Roman" w:cs="Times New Roman"/>
-          <w:sz w:val="26"/>
-          <w:szCs w:val="26"/>
-        </w:rPr>
-        <w:t xml:space="preserve">e) Thu nhập còn lại sau khi trả nợ:</w:t>
-      </w:r>
-    </w:p>
-    <w:p>
-      <w:pPr>
-        <w:spacing w:before="120" w:after="120" w:line="276" w:lineRule="auto"/>
-        <w:jc w:val="both"/>
-        <w:rPr>
-          <w:rFonts w:ascii="Times New Roman" w:hAnsi="Times New Roman" w:cs="Times New Roman"/>
-          <w:sz w:val="26"/>
-          <w:szCs w:val="26"/>
-        </w:rPr>
-      </w:pPr>
-      <w:r>
-        <w:rPr>
-          <w:rFonts w:ascii="Times New Roman" w:hAnsi="Times New Roman" w:cs="Times New Roman"/>
-          <w:sz w:val="26"/>
-          <w:szCs w:val="26"/>
-        </w:rPr>
-        <w:t xml:space="preserve">[PA.Dư trả gốc] đồng – [PA.Số tiền trả gốc mỗi kỳ] đồng = [PA.Thu nhập còn lại] đồng.</w:t>
       </w:r>
     </w:p>
     <w:p>
@@ -1862,7 +1863,6 @@
           <w:sz w:val="26"/>
           <w:szCs w:val="28"/>
         </w:rPr>
-        <w:lastRenderedPageBreak/>
         <w:t>[/ĐS]</w:t>
       </w:r>
     </w:p>
@@ -2835,8 +2835,8 @@
               <w:rPr>
                 <w:rFonts w:ascii="Times New Roman" w:eastAsia="Times New Roman" w:hAnsi="Times New Roman" w:cs="Times New Roman"/>
                 <w:i/>
-                <w:sz w:val="24"/>
-                <w:szCs w:val="24"/>
+                <w:sz w:val="26"/>
+                <w:szCs w:val="26"/>
                 <w:lang w:val="de-DE"/>
               </w:rPr>
             </w:pPr>
@@ -2852,8 +2852,8 @@
               <w:jc w:val="center"/>
               <w:rPr>
                 <w:rFonts w:ascii="Times New Roman" w:eastAsia="Times New Roman" w:hAnsi="Times New Roman" w:cs="Times New Roman"/>
-                <w:sz w:val="24"/>
-                <w:szCs w:val="24"/>
+                <w:sz w:val="26"/>
+                <w:szCs w:val="26"/>
                 <w:lang w:val="pt-BR"/>
               </w:rPr>
             </w:pPr>
@@ -2862,7 +2862,7 @@
                 <w:rFonts w:ascii="Times New Roman" w:eastAsia="Times New Roman" w:hAnsi="Times New Roman" w:cs="Times New Roman"/>
                 <w:i/>
                 <w:sz w:val="26"/>
-                <w:szCs w:val="24"/>
+                <w:szCs w:val="26"/>
                 <w:lang w:val="pt-BR"/>
               </w:rPr>
               <w:t>[Địa bàn], ngày [Ngày] tháng [Tháng] năm [Năm]</w:t>
@@ -2900,8 +2900,8 @@
               <w:jc w:val="center"/>
               <w:rPr>
                 <w:rFonts w:ascii="Times New Roman" w:eastAsia="Times New Roman" w:hAnsi="Times New Roman" w:cs="Times New Roman"/>
-                <w:sz w:val="24"/>
-                <w:szCs w:val="24"/>
+                <w:sz w:val="26"/>
+                <w:szCs w:val="26"/>
                 <w:lang w:val="de-DE"/>
               </w:rPr>
             </w:pPr>
@@ -2909,8 +2909,8 @@
               <w:rPr>
                 <w:rFonts w:ascii="Times New Roman" w:eastAsia="Times New Roman" w:hAnsi="Times New Roman" w:cs="Times New Roman"/>
                 <w:b/>
-                <w:sz w:val="24"/>
-                <w:szCs w:val="24"/>
+                <w:sz w:val="26"/>
+                <w:szCs w:val="26"/>
                 <w:lang w:val="de-DE"/>
               </w:rPr>
               <w:t>KHÁCH HÀNG VAY</w:t>
@@ -2920,8 +2920,8 @@
                 <w:rFonts w:ascii="Times New Roman" w:eastAsia="Times New Roman" w:hAnsi="Times New Roman" w:cs="Times New Roman"/>
                 <w:b/>
                 <w:i/>
-                <w:sz w:val="24"/>
-                <w:szCs w:val="24"/>
+                <w:sz w:val="26"/>
+                <w:szCs w:val="26"/>
                 <w:lang w:val="de-DE"/>
               </w:rPr>
               <w:t xml:space="preserve">                                                                     </w:t>
@@ -2930,8 +2930,8 @@
               <w:rPr>
                 <w:rFonts w:ascii="Times New Roman" w:eastAsia="Times New Roman" w:hAnsi="Times New Roman" w:cs="Times New Roman"/>
                 <w:i/>
-                <w:sz w:val="24"/>
-                <w:szCs w:val="24"/>
+                <w:sz w:val="26"/>
+                <w:szCs w:val="26"/>
                 <w:lang w:val="de-DE"/>
               </w:rPr>
               <w:t>(Ký, ghi rõ họ tên)</w:t>

--- a/report_assets/KHCN templates/Phương án sử dụng vốn/2268.01B PASDV vay phuc vu doi song co TSBD.docx
+++ b/report_assets/KHCN templates/Phương án sử dụng vốn/2268.01B PASDV vay phuc vu doi song co TSBD.docx
@@ -135,7 +135,7 @@
           </mc:Choice>
           <mc:Fallback>
             <w:pict>
-              <v:line w14:anchorId="3FC2F0F5" id="Straight Connector 28" o:spid="_x0000_s1026" style="position:absolute;z-index:251663360;visibility:visible;mso-wrap-style:square;mso-width-percent:0;mso-height-percent:0;mso-wrap-distance-left:9pt;mso-wrap-distance-top:0;mso-wrap-distance-right:9pt;mso-wrap-distance-bottom:0;mso-position-horizontal:center;mso-position-horizontal-relative:margin;mso-position-vertical:absolute;mso-position-vertical-relative:text;mso-width-percent:0;mso-height-percent:0;mso-width-relative:page;mso-height-relative:page" from="0,2.2pt" to="155.9pt,2.2pt" o:gfxdata="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">
+              <v:line w14:anchorId="7307F103" id="Straight Connector 28" o:spid="_x0000_s1026" style="position:absolute;z-index:251663360;visibility:visible;mso-wrap-style:square;mso-width-percent:0;mso-height-percent:0;mso-wrap-distance-left:9pt;mso-wrap-distance-top:0;mso-wrap-distance-right:9pt;mso-wrap-distance-bottom:0;mso-position-horizontal:center;mso-position-horizontal-relative:margin;mso-position-vertical:absolute;mso-position-vertical-relative:text;mso-width-percent:0;mso-height-percent:0;mso-width-relative:page;mso-height-relative:page" from="0,2.2pt" to="155.9pt,2.2pt" o:gfxdata="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">
                 <w10:wrap anchorx="margin"/>
               </v:line>
             </w:pict>
@@ -414,26 +414,7 @@
           <w:szCs w:val="26"/>
           <w:lang w:val="pt-BR"/>
         </w:rPr>
-        <w:t xml:space="preserve">[Loại giấy tờ tùy thân] số: </w:t>
-      </w:r>
-      <w:r>
-        <w:rPr>
-          <w:rFonts w:ascii="Times New Roman" w:eastAsia="Calibri" w:hAnsi="Times New Roman"/>
-          <w:b/>
-          <w:sz w:val="26"/>
-          <w:szCs w:val="26"/>
-          <w:lang w:val="pt-BR"/>
-        </w:rPr>
-        <w:t>[CMND]</w:t>
-      </w:r>
-      <w:r>
-        <w:rPr>
-          <w:rFonts w:ascii="Times New Roman" w:eastAsia="Calibri" w:hAnsi="Times New Roman"/>
-          <w:sz w:val="26"/>
-          <w:szCs w:val="26"/>
-          <w:lang w:val="pt-BR"/>
-        </w:rPr>
-        <w:t xml:space="preserve"> cấp ngày [Ngày cấp]. Nơi cấp: [Nơi cấp]</w:t>
+        <w:t>[Loại giấy tờ tùy thân] số: [CMND] cấp ngày [Ngày cấp]. Nơi cấp: [Nơi cấp]</w:t>
       </w:r>
     </w:p>
     <w:p>
@@ -1272,7 +1253,7 @@
           <w:szCs w:val="26"/>
           <w:lang w:val="pt-BR"/>
         </w:rPr>
-        <w:t>%/năm</w:t>
+        <w:t>.</w:t>
       </w:r>
     </w:p>
     <w:p>
@@ -1614,7 +1595,25 @@
           <w:szCs w:val="28"/>
           <w:lang w:val="pt-BR"/>
         </w:rPr>
-        <w:t>- Trả gốc: Khách hàng cam kết sử dụng nguồn thu nhập từ lương và phụ cấp của [PA.Mô tả người trả nợ] để trả nợ gốc cho khoản vay tại Agribank Lâm Đồng PGD Hòa Bình trong vòng [PA.Thời hạn vay text], trả gốc [PA.Kỳ hạn trả gốc text], mỗi kỳ trả [PA.Số tiền trả gốc mỗi kỳ] đồng. Thu nhập còn lại khách hàng sử dụng để trang trải các chi phí phát sinh khác.</w:t>
+        <w:t xml:space="preserve">- Trả gốc: Khách hàng cam kết sử dụng nguồn thu nhập từ lương và phụ cấp của [PA.Mô tả người trả nợ] để trả nợ gốc cho khoản vay tại </w:t>
+      </w:r>
+      <w:r>
+        <w:rPr>
+          <w:rFonts w:ascii="Times New Roman" w:eastAsia="Times New Roman" w:hAnsi="Times New Roman" w:cs="Times New Roman"/>
+          <w:sz w:val="26"/>
+          <w:szCs w:val="28"/>
+          <w:lang w:val="pt-BR"/>
+        </w:rPr>
+        <w:t>[Tên chi nhánh/PGD]</w:t>
+      </w:r>
+      <w:r>
+        <w:rPr>
+          <w:rFonts w:ascii="Times New Roman" w:eastAsia="Times New Roman" w:hAnsi="Times New Roman" w:cs="Times New Roman"/>
+          <w:sz w:val="26"/>
+          <w:szCs w:val="28"/>
+          <w:lang w:val="pt-BR"/>
+        </w:rPr>
+        <w:t xml:space="preserve"> trong vòng [PA.Thời hạn vay text], trả gốc [PA.Kỳ hạn trả gốc text], mỗi kỳ trả [PA.Số tiền trả gốc mỗi kỳ] đồng. Thu nhập còn lại khách hàng sử dụng để trang trải các chi phí phát sinh khác.</w:t>
       </w:r>
     </w:p>
     <w:p>
